--- a/2026/11. 9 Juli 2026/Kamis, 9 Juli 2026.docx
+++ b/2026/11. 9 Juli 2026/Kamis, 9 Juli 2026.docx
@@ -703,7 +703,7 @@
           <w:szCs w:val="36"/>
           <w:lang w:val="en-US"/>
         </w:rPr>
-        <w:t>KEBUTUHAN MADRASAH</w:t>
+        <w:t>KEBUTUHAN MADRASAH (DISAMPAIKAN DI POS)</w:t>
       </w:r>
     </w:p>
     <w:p>
@@ -747,6 +747,34 @@
           <w:szCs w:val="36"/>
           <w:lang w:val="en-US"/>
         </w:rPr>
+        <w:t>Kesekretariatan : Rp 250.000 per bulan</w:t>
+      </w:r>
+    </w:p>
+    <w:p>
+      <w:pPr>
+        <w:numPr>
+          <w:ilvl w:val="0"/>
+          <w:numId w:val="3"/>
+        </w:numPr>
+        <w:jc w:val="both"/>
+        <w:rPr>
+          <w:rFonts w:hint="default"/>
+          <w:b w:val="0"/>
+          <w:bCs w:val="0"/>
+          <w:sz w:val="36"/>
+          <w:szCs w:val="36"/>
+          <w:lang w:val="en-US"/>
+        </w:rPr>
+      </w:pPr>
+      <w:r>
+        <w:rPr>
+          <w:rFonts w:hint="default"/>
+          <w:b w:val="0"/>
+          <w:bCs w:val="0"/>
+          <w:sz w:val="36"/>
+          <w:szCs w:val="36"/>
+          <w:lang w:val="en-US"/>
+        </w:rPr>
         <w:t>Dapur : Rp 22.500.000 per bulan</w:t>
       </w:r>
     </w:p>
@@ -803,7 +831,7 @@
           <w:szCs w:val="36"/>
           <w:lang w:val="en-US"/>
         </w:rPr>
-        <w:t>Operasional : Rp 35.000.000 per bulan</w:t>
+        <w:t>Operasional : Rp 45.000.000 per bulan</w:t>
       </w:r>
     </w:p>
     <w:p>
@@ -1121,7 +1149,7 @@
           <w:szCs w:val="36"/>
           <w:lang w:val="en-US"/>
         </w:rPr>
-        <w:t>Subsidi Kelas Tahsin Musyrif : Rp 50.000 per musyrif</w:t>
+        <w:t>Subsidi Kelas Tahsin Ustadz/ah : Rp 50.000 per musyrif per bulan (13 orang) = Rp 7.800.000 per tahun</w:t>
       </w:r>
     </w:p>
     <w:p>
@@ -1150,7 +1178,7 @@
           <w:szCs w:val="36"/>
           <w:lang w:val="en-US"/>
         </w:rPr>
-        <w:t>Modul tahsin : Rp 80.000 per modul (15 anak kelas 1) = Rp 1.200.000</w:t>
+        <w:t>Modul tahsin : Rp 80.000 per modul (15 anak kelas 1) = Rp 1.200.000, sekali bayar</w:t>
       </w:r>
     </w:p>
     <w:p>
@@ -1181,8 +1209,222 @@
         </w:rPr>
         <w:t>Peraga tahsin : Rp 500.000 (untuk makhorijul huruf)</w:t>
       </w:r>
-      <w:bookmarkStart w:id="0" w:name="_GoBack"/>
-      <w:bookmarkEnd w:id="0"/>
+    </w:p>
+    <w:p>
+      <w:pPr>
+        <w:numPr>
+          <w:numId w:val="0"/>
+        </w:numPr>
+        <w:jc w:val="both"/>
+        <w:rPr>
+          <w:rFonts w:hint="default"/>
+          <w:b w:val="0"/>
+          <w:bCs w:val="0"/>
+          <w:sz w:val="36"/>
+          <w:szCs w:val="36"/>
+          <w:lang w:val="en-US"/>
+        </w:rPr>
+      </w:pPr>
+    </w:p>
+    <w:p>
+      <w:pPr>
+        <w:numPr>
+          <w:numId w:val="0"/>
+        </w:numPr>
+        <w:jc w:val="center"/>
+        <w:rPr>
+          <w:rFonts w:hint="default"/>
+          <w:b/>
+          <w:bCs/>
+          <w:sz w:val="36"/>
+          <w:szCs w:val="36"/>
+          <w:lang w:val="en-US"/>
+        </w:rPr>
+      </w:pPr>
+      <w:r>
+        <w:rPr>
+          <w:rFonts w:hint="default"/>
+          <w:b/>
+          <w:bCs/>
+          <w:sz w:val="36"/>
+          <w:szCs w:val="36"/>
+          <w:lang w:val="en-US"/>
+        </w:rPr>
+        <w:t>PEMASUKAN</w:t>
+      </w:r>
+    </w:p>
+    <w:p>
+      <w:pPr>
+        <w:numPr>
+          <w:numId w:val="0"/>
+        </w:numPr>
+        <w:jc w:val="center"/>
+        <w:rPr>
+          <w:rFonts w:hint="default"/>
+          <w:b/>
+          <w:bCs/>
+          <w:sz w:val="36"/>
+          <w:szCs w:val="36"/>
+          <w:lang w:val="en-US"/>
+        </w:rPr>
+      </w:pPr>
+    </w:p>
+    <w:p>
+      <w:pPr>
+        <w:numPr>
+          <w:ilvl w:val="0"/>
+          <w:numId w:val="4"/>
+        </w:numPr>
+        <w:jc w:val="both"/>
+        <w:rPr>
+          <w:rFonts w:hint="default"/>
+          <w:b w:val="0"/>
+          <w:bCs w:val="0"/>
+          <w:sz w:val="36"/>
+          <w:szCs w:val="36"/>
+          <w:lang w:val="en-US"/>
+        </w:rPr>
+      </w:pPr>
+      <w:r>
+        <w:rPr>
+          <w:rFonts w:hint="default"/>
+          <w:b w:val="0"/>
+          <w:bCs w:val="0"/>
+          <w:sz w:val="36"/>
+          <w:szCs w:val="36"/>
+          <w:lang w:val="en-US"/>
+        </w:rPr>
+        <w:t>SPP : Rp 900.000 per anak x 44 santri = Rp 39.600.000</w:t>
+      </w:r>
+    </w:p>
+    <w:p>
+      <w:pPr>
+        <w:numPr>
+          <w:ilvl w:val="0"/>
+          <w:numId w:val="4"/>
+        </w:numPr>
+        <w:jc w:val="both"/>
+        <w:rPr>
+          <w:rFonts w:hint="default"/>
+          <w:b w:val="0"/>
+          <w:bCs w:val="0"/>
+          <w:sz w:val="36"/>
+          <w:szCs w:val="36"/>
+          <w:lang w:val="en-US"/>
+        </w:rPr>
+      </w:pPr>
+      <w:r>
+        <w:rPr>
+          <w:rFonts w:hint="default"/>
+          <w:b w:val="0"/>
+          <w:bCs w:val="0"/>
+          <w:sz w:val="36"/>
+          <w:szCs w:val="36"/>
+          <w:lang w:val="en-US"/>
+        </w:rPr>
+        <w:t>Uang kegiatan santri : Rp 83.000 per bulan x 44 santri = Rp 3.652.000</w:t>
+      </w:r>
+    </w:p>
+    <w:p>
+      <w:pPr>
+        <w:numPr>
+          <w:ilvl w:val="0"/>
+          <w:numId w:val="4"/>
+        </w:numPr>
+        <w:ind w:left="0" w:leftChars="0" w:firstLine="0" w:firstLineChars="0"/>
+        <w:jc w:val="both"/>
+        <w:rPr>
+          <w:rFonts w:hint="default"/>
+          <w:b w:val="0"/>
+          <w:bCs w:val="0"/>
+          <w:sz w:val="36"/>
+          <w:szCs w:val="36"/>
+          <w:lang w:val="en-US"/>
+        </w:rPr>
+      </w:pPr>
+      <w:r>
+        <w:rPr>
+          <w:rFonts w:hint="default"/>
+          <w:b w:val="0"/>
+          <w:bCs w:val="0"/>
+          <w:sz w:val="36"/>
+          <w:szCs w:val="36"/>
+          <w:lang w:val="en-US"/>
+        </w:rPr>
+        <w:t>Donatur : Rp 500.000 per bulan</w:t>
+      </w:r>
+    </w:p>
+    <w:p>
+      <w:pPr>
+        <w:numPr>
+          <w:ilvl w:val="0"/>
+          <w:numId w:val="4"/>
+        </w:numPr>
+        <w:ind w:left="0" w:leftChars="0" w:firstLine="0" w:firstLineChars="0"/>
+        <w:jc w:val="both"/>
+        <w:rPr>
+          <w:rFonts w:hint="default"/>
+          <w:b w:val="0"/>
+          <w:bCs w:val="0"/>
+          <w:sz w:val="36"/>
+          <w:szCs w:val="36"/>
+          <w:lang w:val="en-US"/>
+        </w:rPr>
+      </w:pPr>
+      <w:r>
+        <w:rPr>
+          <w:rFonts w:hint="default"/>
+          <w:b w:val="0"/>
+          <w:bCs w:val="0"/>
+          <w:sz w:val="36"/>
+          <w:szCs w:val="36"/>
+          <w:lang w:val="en-US"/>
+        </w:rPr>
+        <w:t>Lain-lain : Rp 3.500.000 dalam bentuk sembako</w:t>
+      </w:r>
+    </w:p>
+    <w:p>
+      <w:pPr>
+        <w:numPr>
+          <w:numId w:val="0"/>
+        </w:numPr>
+        <w:jc w:val="both"/>
+        <w:rPr>
+          <w:rFonts w:hint="default"/>
+          <w:b w:val="0"/>
+          <w:bCs w:val="0"/>
+          <w:sz w:val="36"/>
+          <w:szCs w:val="36"/>
+          <w:lang w:val="en-US"/>
+        </w:rPr>
+      </w:pPr>
+    </w:p>
+    <w:p>
+      <w:pPr>
+        <w:numPr>
+          <w:numId w:val="0"/>
+        </w:numPr>
+        <w:jc w:val="both"/>
+        <w:rPr>
+          <w:rFonts w:hint="default"/>
+          <w:b w:val="0"/>
+          <w:bCs w:val="0"/>
+          <w:sz w:val="36"/>
+          <w:szCs w:val="36"/>
+          <w:lang w:val="en-US"/>
+        </w:rPr>
+      </w:pPr>
+      <w:r>
+        <w:rPr>
+          <w:rFonts w:hint="default"/>
+          <w:b w:val="0"/>
+          <w:bCs w:val="0"/>
+          <w:sz w:val="36"/>
+          <w:szCs w:val="36"/>
+          <w:lang w:val="en-US"/>
+        </w:rPr>
+        <w:t>Kekurangan sekitar 30 juta per bulan</w:t>
+      </w:r>
     </w:p>
     <w:p>
       <w:pPr>
@@ -1284,6 +1526,243 @@
           <w:szCs w:val="36"/>
           <w:lang w:val="en-US"/>
         </w:rPr>
+        <w:t>KEGIATAN</w:t>
+      </w:r>
+    </w:p>
+    <w:p>
+      <w:pPr>
+        <w:numPr>
+          <w:numId w:val="0"/>
+        </w:numPr>
+        <w:jc w:val="center"/>
+        <w:rPr>
+          <w:rFonts w:hint="default"/>
+          <w:b w:val="0"/>
+          <w:bCs w:val="0"/>
+          <w:sz w:val="36"/>
+          <w:szCs w:val="36"/>
+          <w:lang w:val="en-US"/>
+        </w:rPr>
+      </w:pPr>
+    </w:p>
+    <w:p>
+      <w:pPr>
+        <w:numPr>
+          <w:ilvl w:val="0"/>
+          <w:numId w:val="5"/>
+        </w:numPr>
+        <w:jc w:val="both"/>
+        <w:rPr>
+          <w:rFonts w:hint="default"/>
+          <w:b w:val="0"/>
+          <w:bCs w:val="0"/>
+          <w:sz w:val="36"/>
+          <w:szCs w:val="36"/>
+          <w:lang w:val="en-US"/>
+        </w:rPr>
+      </w:pPr>
+      <w:r>
+        <w:rPr>
+          <w:rFonts w:hint="default"/>
+          <w:b w:val="0"/>
+          <w:bCs w:val="0"/>
+          <w:sz w:val="36"/>
+          <w:szCs w:val="36"/>
+          <w:lang w:val="en-US"/>
+        </w:rPr>
+        <w:t>Camping : Rp 350.000 per anak per tahun</w:t>
+      </w:r>
+    </w:p>
+    <w:p>
+      <w:pPr>
+        <w:numPr>
+          <w:ilvl w:val="0"/>
+          <w:numId w:val="5"/>
+        </w:numPr>
+        <w:jc w:val="both"/>
+        <w:rPr>
+          <w:rFonts w:hint="default"/>
+          <w:b w:val="0"/>
+          <w:bCs w:val="0"/>
+          <w:sz w:val="36"/>
+          <w:szCs w:val="36"/>
+          <w:lang w:val="en-US"/>
+        </w:rPr>
+      </w:pPr>
+      <w:r>
+        <w:rPr>
+          <w:rFonts w:hint="default"/>
+          <w:b w:val="0"/>
+          <w:bCs w:val="0"/>
+          <w:sz w:val="36"/>
+          <w:szCs w:val="36"/>
+          <w:lang w:val="en-US"/>
+        </w:rPr>
+        <w:t>POS dan MPLM : Rp 100.000 per anak per tahun</w:t>
+      </w:r>
+    </w:p>
+    <w:p>
+      <w:pPr>
+        <w:numPr>
+          <w:ilvl w:val="0"/>
+          <w:numId w:val="5"/>
+        </w:numPr>
+        <w:jc w:val="both"/>
+        <w:rPr>
+          <w:rFonts w:hint="default"/>
+          <w:b w:val="0"/>
+          <w:bCs w:val="0"/>
+          <w:sz w:val="36"/>
+          <w:szCs w:val="36"/>
+          <w:lang w:val="en-US"/>
+        </w:rPr>
+      </w:pPr>
+      <w:r>
+        <w:rPr>
+          <w:rFonts w:hint="default"/>
+          <w:b w:val="0"/>
+          <w:bCs w:val="0"/>
+          <w:sz w:val="36"/>
+          <w:szCs w:val="36"/>
+          <w:lang w:val="en-US"/>
+        </w:rPr>
+        <w:t>PKBM : Rp 500.000 per anak per tahun</w:t>
+      </w:r>
+    </w:p>
+    <w:p>
+      <w:pPr>
+        <w:numPr>
+          <w:ilvl w:val="0"/>
+          <w:numId w:val="5"/>
+        </w:numPr>
+        <w:jc w:val="both"/>
+        <w:rPr>
+          <w:rFonts w:hint="default"/>
+          <w:b w:val="0"/>
+          <w:bCs w:val="0"/>
+          <w:sz w:val="36"/>
+          <w:szCs w:val="36"/>
+          <w:lang w:val="en-US"/>
+        </w:rPr>
+      </w:pPr>
+      <w:r>
+        <w:rPr>
+          <w:rFonts w:hint="default"/>
+          <w:b w:val="0"/>
+          <w:bCs w:val="0"/>
+          <w:sz w:val="36"/>
+          <w:szCs w:val="36"/>
+          <w:lang w:val="en-US"/>
+        </w:rPr>
+        <w:t>Olahraga setelah daurah : Rp 100.000 per anak per tahun</w:t>
+      </w:r>
+    </w:p>
+    <w:p>
+      <w:pPr>
+        <w:numPr>
+          <w:ilvl w:val="0"/>
+          <w:numId w:val="5"/>
+        </w:numPr>
+        <w:jc w:val="both"/>
+        <w:rPr>
+          <w:rFonts w:hint="default"/>
+          <w:b w:val="0"/>
+          <w:bCs w:val="0"/>
+          <w:sz w:val="36"/>
+          <w:szCs w:val="36"/>
+          <w:lang w:val="en-US"/>
+        </w:rPr>
+      </w:pPr>
+      <w:r>
+        <w:rPr>
+          <w:rFonts w:hint="default"/>
+          <w:b w:val="0"/>
+          <w:bCs w:val="0"/>
+          <w:sz w:val="36"/>
+          <w:szCs w:val="36"/>
+          <w:lang w:val="en-US"/>
+        </w:rPr>
+        <w:t>Kegiatan Kesantrian yang Lain : Rp 100.000 per anak per tahun</w:t>
+      </w:r>
+    </w:p>
+    <w:p>
+      <w:pPr>
+        <w:numPr>
+          <w:numId w:val="0"/>
+        </w:numPr>
+        <w:jc w:val="both"/>
+        <w:rPr>
+          <w:rFonts w:hint="default"/>
+          <w:b w:val="0"/>
+          <w:bCs w:val="0"/>
+          <w:sz w:val="36"/>
+          <w:szCs w:val="36"/>
+          <w:lang w:val="en-US"/>
+        </w:rPr>
+      </w:pPr>
+      <w:r>
+        <w:rPr>
+          <w:rFonts w:hint="default"/>
+          <w:b/>
+          <w:bCs/>
+          <w:sz w:val="36"/>
+          <w:szCs w:val="36"/>
+          <w:lang w:val="en-US"/>
+        </w:rPr>
+        <w:t xml:space="preserve">TOTAL </w:t>
+      </w:r>
+      <w:r>
+        <w:rPr>
+          <w:rFonts w:hint="default"/>
+          <w:b w:val="0"/>
+          <w:bCs w:val="0"/>
+          <w:sz w:val="36"/>
+          <w:szCs w:val="36"/>
+          <w:lang w:val="en-US"/>
+        </w:rPr>
+        <w:t>: Rp 1.150.000 per anak per tahun (~Rp 100.000 per anak per bulan)</w:t>
+      </w:r>
+    </w:p>
+    <w:p>
+      <w:pPr>
+        <w:numPr>
+          <w:numId w:val="0"/>
+        </w:numPr>
+        <w:jc w:val="both"/>
+        <w:rPr>
+          <w:rFonts w:hint="default"/>
+          <w:b w:val="0"/>
+          <w:bCs w:val="0"/>
+          <w:sz w:val="36"/>
+          <w:szCs w:val="36"/>
+          <w:lang w:val="en-US"/>
+        </w:rPr>
+      </w:pPr>
+    </w:p>
+    <w:p>
+      <w:pPr>
+        <w:numPr>
+          <w:numId w:val="0"/>
+        </w:numPr>
+        <w:jc w:val="center"/>
+        <w:rPr>
+          <w:rFonts w:hint="default"/>
+          <w:b/>
+          <w:bCs/>
+          <w:sz w:val="36"/>
+          <w:szCs w:val="36"/>
+          <w:lang w:val="en-US"/>
+        </w:rPr>
+      </w:pPr>
+      <w:r>
+        <w:rPr>
+          <w:rFonts w:hint="default"/>
+          <w:b/>
+          <w:bCs/>
+          <w:sz w:val="36"/>
+          <w:szCs w:val="36"/>
+          <w:lang w:val="en-US"/>
+        </w:rPr>
         <w:t>CATATAN LAINNYA</w:t>
       </w:r>
     </w:p>
@@ -1303,7 +1782,8 @@
     <w:p>
       <w:pPr>
         <w:numPr>
-          <w:numId w:val="0"/>
+          <w:ilvl w:val="0"/>
+          <w:numId w:val="6"/>
         </w:numPr>
         <w:rPr>
           <w:rFonts w:hint="default"/>
@@ -1321,6 +1801,31 @@
         </w:rPr>
         <w:t>Masing-masing Waka, Koordinator, dan bagian membuat RAB</w:t>
       </w:r>
+    </w:p>
+    <w:p>
+      <w:pPr>
+        <w:numPr>
+          <w:ilvl w:val="0"/>
+          <w:numId w:val="6"/>
+        </w:numPr>
+        <w:rPr>
+          <w:rFonts w:hint="default"/>
+          <w:sz w:val="36"/>
+          <w:szCs w:val="36"/>
+          <w:lang w:val="en-US"/>
+        </w:rPr>
+      </w:pPr>
+      <w:r>
+        <w:rPr>
+          <w:rFonts w:hint="default"/>
+          <w:sz w:val="36"/>
+          <w:szCs w:val="36"/>
+          <w:lang w:val="en-US"/>
+        </w:rPr>
+        <w:t>Pemeriksaan barang sebelum santri masuk ke asrama sesuai dengan standard tata tertib kesantrian</w:t>
+      </w:r>
+      <w:bookmarkStart w:id="0" w:name="_GoBack"/>
+      <w:bookmarkEnd w:id="0"/>
     </w:p>
     <w:sectPr>
       <w:pgSz w:w="11906" w:h="16838"/>
@@ -1479,6 +1984,138 @@
     </w:lvl>
   </w:abstractNum>
   <w:abstractNum w:abstractNumId="2">
+    <w:nsid w:val="6BB3B17B"/>
+    <w:multiLevelType w:val="multilevel"/>
+    <w:tmpl w:val="6BB3B17B"/>
+    <w:lvl w:ilvl="0" w:tentative="0">
+      <w:start w:val="1"/>
+      <w:numFmt w:val="decimal"/>
+      <w:suff w:val="space"/>
+      <w:lvlText w:val="%1."/>
+      <w:lvlJc w:val="left"/>
+    </w:lvl>
+    <w:lvl w:ilvl="1" w:tentative="0">
+      <w:start w:val="1"/>
+      <w:numFmt w:val="lowerLetter"/>
+      <w:lvlText w:val="%2)"/>
+      <w:lvlJc w:val="left"/>
+      <w:pPr>
+        <w:tabs>
+          <w:tab w:val="left" w:pos="840"/>
+        </w:tabs>
+        <w:ind w:left="840" w:leftChars="0" w:hanging="420" w:firstLineChars="0"/>
+      </w:pPr>
+      <w:rPr>
+        <w:rFonts w:hint="default"/>
+      </w:rPr>
+    </w:lvl>
+    <w:lvl w:ilvl="2" w:tentative="0">
+      <w:start w:val="1"/>
+      <w:numFmt w:val="lowerRoman"/>
+      <w:lvlText w:val="%3."/>
+      <w:lvlJc w:val="left"/>
+      <w:pPr>
+        <w:tabs>
+          <w:tab w:val="left" w:pos="1260"/>
+        </w:tabs>
+        <w:ind w:left="1260" w:leftChars="0" w:hanging="420" w:firstLineChars="0"/>
+      </w:pPr>
+      <w:rPr>
+        <w:rFonts w:hint="default"/>
+      </w:rPr>
+    </w:lvl>
+    <w:lvl w:ilvl="3" w:tentative="0">
+      <w:start w:val="1"/>
+      <w:numFmt w:val="decimal"/>
+      <w:lvlText w:val="%4."/>
+      <w:lvlJc w:val="left"/>
+      <w:pPr>
+        <w:tabs>
+          <w:tab w:val="left" w:pos="1680"/>
+        </w:tabs>
+        <w:ind w:left="1680" w:leftChars="0" w:hanging="420" w:firstLineChars="0"/>
+      </w:pPr>
+      <w:rPr>
+        <w:rFonts w:hint="default"/>
+      </w:rPr>
+    </w:lvl>
+    <w:lvl w:ilvl="4" w:tentative="0">
+      <w:start w:val="1"/>
+      <w:numFmt w:val="lowerLetter"/>
+      <w:lvlText w:val="%5)"/>
+      <w:lvlJc w:val="left"/>
+      <w:pPr>
+        <w:tabs>
+          <w:tab w:val="left" w:pos="2100"/>
+        </w:tabs>
+        <w:ind w:left="2100" w:leftChars="0" w:hanging="420" w:firstLineChars="0"/>
+      </w:pPr>
+      <w:rPr>
+        <w:rFonts w:hint="default"/>
+      </w:rPr>
+    </w:lvl>
+    <w:lvl w:ilvl="5" w:tentative="0">
+      <w:start w:val="1"/>
+      <w:numFmt w:val="lowerRoman"/>
+      <w:lvlText w:val="%6."/>
+      <w:lvlJc w:val="left"/>
+      <w:pPr>
+        <w:tabs>
+          <w:tab w:val="left" w:pos="2520"/>
+        </w:tabs>
+        <w:ind w:left="2520" w:leftChars="0" w:hanging="420" w:firstLineChars="0"/>
+      </w:pPr>
+      <w:rPr>
+        <w:rFonts w:hint="default"/>
+      </w:rPr>
+    </w:lvl>
+    <w:lvl w:ilvl="6" w:tentative="0">
+      <w:start w:val="1"/>
+      <w:numFmt w:val="decimal"/>
+      <w:lvlText w:val="%7."/>
+      <w:lvlJc w:val="left"/>
+      <w:pPr>
+        <w:tabs>
+          <w:tab w:val="left" w:pos="2940"/>
+        </w:tabs>
+        <w:ind w:left="2940" w:leftChars="0" w:hanging="420" w:firstLineChars="0"/>
+      </w:pPr>
+      <w:rPr>
+        <w:rFonts w:hint="default"/>
+      </w:rPr>
+    </w:lvl>
+    <w:lvl w:ilvl="7" w:tentative="0">
+      <w:start w:val="1"/>
+      <w:numFmt w:val="lowerLetter"/>
+      <w:lvlText w:val="%8)"/>
+      <w:lvlJc w:val="left"/>
+      <w:pPr>
+        <w:tabs>
+          <w:tab w:val="left" w:pos="3360"/>
+        </w:tabs>
+        <w:ind w:left="3360" w:leftChars="0" w:hanging="420" w:firstLineChars="0"/>
+      </w:pPr>
+      <w:rPr>
+        <w:rFonts w:hint="default"/>
+      </w:rPr>
+    </w:lvl>
+    <w:lvl w:ilvl="8" w:tentative="0">
+      <w:start w:val="1"/>
+      <w:numFmt w:val="lowerRoman"/>
+      <w:lvlText w:val="%9."/>
+      <w:lvlJc w:val="left"/>
+      <w:pPr>
+        <w:tabs>
+          <w:tab w:val="left" w:pos="3780"/>
+        </w:tabs>
+        <w:ind w:left="3780" w:leftChars="0" w:hanging="420" w:firstLineChars="0"/>
+      </w:pPr>
+      <w:rPr>
+        <w:rFonts w:hint="default"/>
+      </w:rPr>
+    </w:lvl>
+  </w:abstractNum>
+  <w:abstractNum w:abstractNumId="3">
     <w:nsid w:val="751846B1"/>
     <w:multiLevelType w:val="multilevel"/>
     <w:tmpl w:val="751846B1"/>
@@ -1608,16 +2245,49 @@
       <w:rPr>
         <w:rFonts w:hint="default"/>
       </w:rPr>
+    </w:lvl>
+  </w:abstractNum>
+  <w:abstractNum w:abstractNumId="4">
+    <w:nsid w:val="7778B880"/>
+    <w:multiLevelType w:val="singleLevel"/>
+    <w:tmpl w:val="7778B880"/>
+    <w:lvl w:ilvl="0" w:tentative="0">
+      <w:start w:val="1"/>
+      <w:numFmt w:val="decimal"/>
+      <w:suff w:val="space"/>
+      <w:lvlText w:val="%1."/>
+      <w:lvlJc w:val="left"/>
+    </w:lvl>
+  </w:abstractNum>
+  <w:abstractNum w:abstractNumId="5">
+    <w:nsid w:val="7F7C93FD"/>
+    <w:multiLevelType w:val="singleLevel"/>
+    <w:tmpl w:val="7F7C93FD"/>
+    <w:lvl w:ilvl="0" w:tentative="0">
+      <w:start w:val="1"/>
+      <w:numFmt w:val="decimal"/>
+      <w:suff w:val="space"/>
+      <w:lvlText w:val="%1."/>
+      <w:lvlJc w:val="left"/>
     </w:lvl>
   </w:abstractNum>
   <w:num w:numId="1">
     <w:abstractNumId w:val="1"/>
   </w:num>
   <w:num w:numId="2">
-    <w:abstractNumId w:val="2"/>
+    <w:abstractNumId w:val="3"/>
   </w:num>
   <w:num w:numId="3">
     <w:abstractNumId w:val="0"/>
+  </w:num>
+  <w:num w:numId="4">
+    <w:abstractNumId w:val="2"/>
+  </w:num>
+  <w:num w:numId="5">
+    <w:abstractNumId w:val="5"/>
+  </w:num>
+  <w:num w:numId="6">
+    <w:abstractNumId w:val="4"/>
   </w:num>
 </w:numbering>
 </file>

--- a/2026/11. 9 Juli 2026/Kamis, 9 Juli 2026.docx
+++ b/2026/11. 9 Juli 2026/Kamis, 9 Juli 2026.docx
@@ -384,19 +384,21 @@
     <w:p>
       <w:pPr>
         <w:numPr>
-          <w:numId w:val="0"/>
-        </w:numPr>
-        <w:rPr>
-          <w:rFonts w:hint="default"/>
-          <w:sz w:val="36"/>
-          <w:szCs w:val="36"/>
-          <w:lang w:val="en-US"/>
-        </w:rPr>
-      </w:pPr>
-    </w:p>
-    <w:p>
-      <w:pPr>
-        <w:numPr>
+          <w:ilvl w:val="0"/>
+          <w:numId w:val="0"/>
+        </w:numPr>
+        <w:rPr>
+          <w:rFonts w:hint="default"/>
+          <w:sz w:val="36"/>
+          <w:szCs w:val="36"/>
+          <w:lang w:val="en-US"/>
+        </w:rPr>
+      </w:pPr>
+    </w:p>
+    <w:p>
+      <w:pPr>
+        <w:numPr>
+          <w:ilvl w:val="0"/>
           <w:numId w:val="0"/>
         </w:numPr>
         <w:jc w:val="center"/>
@@ -424,6 +426,7 @@
     <w:p>
       <w:pPr>
         <w:numPr>
+          <w:ilvl w:val="0"/>
           <w:numId w:val="0"/>
         </w:numPr>
         <w:rPr>
@@ -626,19 +629,21 @@
     <w:p>
       <w:pPr>
         <w:numPr>
-          <w:numId w:val="0"/>
-        </w:numPr>
-        <w:rPr>
-          <w:rFonts w:hint="default"/>
-          <w:sz w:val="36"/>
-          <w:szCs w:val="36"/>
-          <w:lang w:val="en-US"/>
-        </w:rPr>
-      </w:pPr>
-    </w:p>
-    <w:p>
-      <w:pPr>
-        <w:numPr>
+          <w:ilvl w:val="0"/>
+          <w:numId w:val="0"/>
+        </w:numPr>
+        <w:rPr>
+          <w:rFonts w:hint="default"/>
+          <w:sz w:val="36"/>
+          <w:szCs w:val="36"/>
+          <w:lang w:val="en-US"/>
+        </w:rPr>
+      </w:pPr>
+    </w:p>
+    <w:p>
+      <w:pPr>
+        <w:numPr>
+          <w:ilvl w:val="0"/>
           <w:numId w:val="0"/>
         </w:numPr>
         <w:jc w:val="center"/>
@@ -666,6 +671,7 @@
     <w:p>
       <w:pPr>
         <w:numPr>
+          <w:ilvl w:val="0"/>
           <w:numId w:val="0"/>
         </w:numPr>
         <w:jc w:val="center"/>
@@ -682,6 +688,7 @@
     <w:p>
       <w:pPr>
         <w:numPr>
+          <w:ilvl w:val="0"/>
           <w:numId w:val="0"/>
         </w:numPr>
         <w:jc w:val="center"/>
@@ -709,6 +716,7 @@
     <w:p>
       <w:pPr>
         <w:numPr>
+          <w:ilvl w:val="0"/>
           <w:numId w:val="0"/>
         </w:numPr>
         <w:jc w:val="center"/>
@@ -1213,22 +1221,24 @@
     <w:p>
       <w:pPr>
         <w:numPr>
-          <w:numId w:val="0"/>
-        </w:numPr>
-        <w:jc w:val="both"/>
-        <w:rPr>
-          <w:rFonts w:hint="default"/>
-          <w:b w:val="0"/>
-          <w:bCs w:val="0"/>
-          <w:sz w:val="36"/>
-          <w:szCs w:val="36"/>
-          <w:lang w:val="en-US"/>
-        </w:rPr>
-      </w:pPr>
-    </w:p>
-    <w:p>
-      <w:pPr>
-        <w:numPr>
+          <w:ilvl w:val="0"/>
+          <w:numId w:val="0"/>
+        </w:numPr>
+        <w:jc w:val="both"/>
+        <w:rPr>
+          <w:rFonts w:hint="default"/>
+          <w:b w:val="0"/>
+          <w:bCs w:val="0"/>
+          <w:sz w:val="36"/>
+          <w:szCs w:val="36"/>
+          <w:lang w:val="en-US"/>
+        </w:rPr>
+      </w:pPr>
+    </w:p>
+    <w:p>
+      <w:pPr>
+        <w:numPr>
+          <w:ilvl w:val="0"/>
           <w:numId w:val="0"/>
         </w:numPr>
         <w:jc w:val="center"/>
@@ -1256,6 +1266,7 @@
     <w:p>
       <w:pPr>
         <w:numPr>
+          <w:ilvl w:val="0"/>
           <w:numId w:val="0"/>
         </w:numPr>
         <w:jc w:val="center"/>
@@ -1386,22 +1397,24 @@
     <w:p>
       <w:pPr>
         <w:numPr>
-          <w:numId w:val="0"/>
-        </w:numPr>
-        <w:jc w:val="both"/>
-        <w:rPr>
-          <w:rFonts w:hint="default"/>
-          <w:b w:val="0"/>
-          <w:bCs w:val="0"/>
-          <w:sz w:val="36"/>
-          <w:szCs w:val="36"/>
-          <w:lang w:val="en-US"/>
-        </w:rPr>
-      </w:pPr>
-    </w:p>
-    <w:p>
-      <w:pPr>
-        <w:numPr>
+          <w:ilvl w:val="0"/>
+          <w:numId w:val="0"/>
+        </w:numPr>
+        <w:jc w:val="both"/>
+        <w:rPr>
+          <w:rFonts w:hint="default"/>
+          <w:b w:val="0"/>
+          <w:bCs w:val="0"/>
+          <w:sz w:val="36"/>
+          <w:szCs w:val="36"/>
+          <w:lang w:val="en-US"/>
+        </w:rPr>
+      </w:pPr>
+    </w:p>
+    <w:p>
+      <w:pPr>
+        <w:numPr>
+          <w:ilvl w:val="0"/>
           <w:numId w:val="0"/>
         </w:numPr>
         <w:jc w:val="both"/>
@@ -1429,6 +1442,7 @@
     <w:p>
       <w:pPr>
         <w:numPr>
+          <w:ilvl w:val="0"/>
           <w:numId w:val="0"/>
         </w:numPr>
         <w:jc w:val="both"/>
@@ -1492,19 +1506,21 @@
     <w:p>
       <w:pPr>
         <w:numPr>
-          <w:numId w:val="0"/>
-        </w:numPr>
-        <w:rPr>
-          <w:rFonts w:hint="default"/>
-          <w:sz w:val="36"/>
-          <w:szCs w:val="36"/>
-          <w:lang w:val="en-US"/>
-        </w:rPr>
-      </w:pPr>
-    </w:p>
-    <w:p>
-      <w:pPr>
-        <w:numPr>
+          <w:ilvl w:val="0"/>
+          <w:numId w:val="0"/>
+        </w:numPr>
+        <w:rPr>
+          <w:rFonts w:hint="default"/>
+          <w:sz w:val="36"/>
+          <w:szCs w:val="36"/>
+          <w:lang w:val="en-US"/>
+        </w:rPr>
+      </w:pPr>
+    </w:p>
+    <w:p>
+      <w:pPr>
+        <w:numPr>
+          <w:ilvl w:val="0"/>
           <w:numId w:val="0"/>
         </w:numPr>
         <w:jc w:val="center"/>
@@ -1532,6 +1548,7 @@
     <w:p>
       <w:pPr>
         <w:numPr>
+          <w:ilvl w:val="0"/>
           <w:numId w:val="0"/>
         </w:numPr>
         <w:jc w:val="center"/>
@@ -1688,6 +1705,7 @@
     <w:p>
       <w:pPr>
         <w:numPr>
+          <w:ilvl w:val="0"/>
           <w:numId w:val="0"/>
         </w:numPr>
         <w:jc w:val="both"/>
@@ -1726,22 +1744,24 @@
     <w:p>
       <w:pPr>
         <w:numPr>
-          <w:numId w:val="0"/>
-        </w:numPr>
-        <w:jc w:val="both"/>
-        <w:rPr>
-          <w:rFonts w:hint="default"/>
-          <w:b w:val="0"/>
-          <w:bCs w:val="0"/>
-          <w:sz w:val="36"/>
-          <w:szCs w:val="36"/>
-          <w:lang w:val="en-US"/>
-        </w:rPr>
-      </w:pPr>
-    </w:p>
-    <w:p>
-      <w:pPr>
-        <w:numPr>
+          <w:ilvl w:val="0"/>
+          <w:numId w:val="0"/>
+        </w:numPr>
+        <w:jc w:val="both"/>
+        <w:rPr>
+          <w:rFonts w:hint="default"/>
+          <w:b w:val="0"/>
+          <w:bCs w:val="0"/>
+          <w:sz w:val="36"/>
+          <w:szCs w:val="36"/>
+          <w:lang w:val="en-US"/>
+        </w:rPr>
+      </w:pPr>
+    </w:p>
+    <w:p>
+      <w:pPr>
+        <w:numPr>
+          <w:ilvl w:val="0"/>
           <w:numId w:val="0"/>
         </w:numPr>
         <w:jc w:val="center"/>
@@ -1769,6 +1789,7 @@
     <w:p>
       <w:pPr>
         <w:numPr>
+          <w:ilvl w:val="0"/>
           <w:numId w:val="0"/>
         </w:numPr>
         <w:rPr>
@@ -1824,8 +1845,586 @@
         </w:rPr>
         <w:t>Pemeriksaan barang sebelum santri masuk ke asrama sesuai dengan standard tata tertib kesantrian</w:t>
       </w:r>
+    </w:p>
+    <w:p>
+      <w:pPr>
+        <w:numPr>
+          <w:numId w:val="0"/>
+        </w:numPr>
+        <w:rPr>
+          <w:rFonts w:hint="default"/>
+          <w:sz w:val="36"/>
+          <w:szCs w:val="36"/>
+          <w:lang w:val="en-US"/>
+        </w:rPr>
+      </w:pPr>
+    </w:p>
+    <w:p>
+      <w:pPr>
+        <w:numPr>
+          <w:numId w:val="0"/>
+        </w:numPr>
+        <w:jc w:val="center"/>
+        <w:rPr>
+          <w:rFonts w:hint="default"/>
+          <w:b/>
+          <w:bCs/>
+          <w:sz w:val="36"/>
+          <w:szCs w:val="36"/>
+          <w:lang w:val="en-US"/>
+        </w:rPr>
+      </w:pPr>
+      <w:r>
+        <w:rPr>
+          <w:rFonts w:hint="default"/>
+          <w:b/>
+          <w:bCs/>
+          <w:sz w:val="36"/>
+          <w:szCs w:val="36"/>
+          <w:lang w:val="en-US"/>
+        </w:rPr>
+        <w:t>IJAZAH</w:t>
+      </w:r>
+    </w:p>
+    <w:p>
+      <w:pPr>
+        <w:numPr>
+          <w:numId w:val="0"/>
+        </w:numPr>
+        <w:jc w:val="center"/>
+        <w:rPr>
+          <w:rFonts w:hint="default"/>
+          <w:b/>
+          <w:bCs/>
+          <w:sz w:val="36"/>
+          <w:szCs w:val="36"/>
+          <w:lang w:val="en-US"/>
+        </w:rPr>
+      </w:pPr>
+    </w:p>
+    <w:p>
+      <w:pPr>
+        <w:numPr>
+          <w:numId w:val="0"/>
+        </w:numPr>
+        <w:jc w:val="both"/>
+        <w:rPr>
+          <w:rFonts w:hint="default"/>
+          <w:b w:val="0"/>
+          <w:bCs w:val="0"/>
+          <w:sz w:val="36"/>
+          <w:szCs w:val="36"/>
+          <w:lang w:val="en-US"/>
+        </w:rPr>
+      </w:pPr>
+      <w:r>
+        <w:rPr>
+          <w:rFonts w:hint="default"/>
+          <w:b w:val="0"/>
+          <w:bCs w:val="0"/>
+          <w:sz w:val="36"/>
+          <w:szCs w:val="36"/>
+          <w:lang w:val="en-US"/>
+        </w:rPr>
+        <w:t>Perlu rapat khusus membahas ujian ijazah MABAIZ</w:t>
+      </w:r>
+    </w:p>
+    <w:p>
+      <w:pPr>
+        <w:numPr>
+          <w:numId w:val="0"/>
+        </w:numPr>
+        <w:jc w:val="both"/>
+        <w:rPr>
+          <w:rFonts w:hint="default"/>
+          <w:b w:val="0"/>
+          <w:bCs w:val="0"/>
+          <w:sz w:val="36"/>
+          <w:szCs w:val="36"/>
+          <w:lang w:val="en-US"/>
+        </w:rPr>
+      </w:pPr>
+      <w:r>
+        <w:rPr>
+          <w:rFonts w:hint="default"/>
+          <w:b w:val="0"/>
+          <w:bCs w:val="0"/>
+          <w:sz w:val="36"/>
+          <w:szCs w:val="36"/>
+          <w:lang w:val="en-US"/>
+        </w:rPr>
+        <w:t>Ujiannya praktek:</w:t>
+      </w:r>
+    </w:p>
+    <w:p>
+      <w:pPr>
+        <w:numPr>
+          <w:ilvl w:val="0"/>
+          <w:numId w:val="7"/>
+        </w:numPr>
+        <w:jc w:val="both"/>
+        <w:rPr>
+          <w:rFonts w:hint="default"/>
+          <w:b w:val="0"/>
+          <w:bCs w:val="0"/>
+          <w:sz w:val="36"/>
+          <w:szCs w:val="36"/>
+          <w:lang w:val="en-US"/>
+        </w:rPr>
+      </w:pPr>
+      <w:r>
+        <w:rPr>
+          <w:rFonts w:hint="default"/>
+          <w:b w:val="0"/>
+          <w:bCs w:val="0"/>
+          <w:sz w:val="36"/>
+          <w:szCs w:val="36"/>
+          <w:lang w:val="en-US"/>
+        </w:rPr>
+        <w:t>Hadits (dipilih)</w:t>
+      </w:r>
+    </w:p>
+    <w:p>
+      <w:pPr>
+        <w:numPr>
+          <w:ilvl w:val="0"/>
+          <w:numId w:val="7"/>
+        </w:numPr>
+        <w:jc w:val="both"/>
+        <w:rPr>
+          <w:rFonts w:hint="default"/>
+          <w:b w:val="0"/>
+          <w:bCs w:val="0"/>
+          <w:sz w:val="36"/>
+          <w:szCs w:val="36"/>
+          <w:lang w:val="en-US"/>
+        </w:rPr>
+      </w:pPr>
+      <w:r>
+        <w:rPr>
+          <w:rFonts w:hint="default"/>
+          <w:b w:val="0"/>
+          <w:bCs w:val="0"/>
+          <w:sz w:val="36"/>
+          <w:szCs w:val="36"/>
+          <w:lang w:val="en-US"/>
+        </w:rPr>
+        <w:t>Fiqh (praktek wudhu, shalat, dzikir shalat)</w:t>
+      </w:r>
+    </w:p>
+    <w:p>
+      <w:pPr>
+        <w:numPr>
+          <w:ilvl w:val="0"/>
+          <w:numId w:val="7"/>
+        </w:numPr>
+        <w:jc w:val="both"/>
+        <w:rPr>
+          <w:rFonts w:hint="default"/>
+          <w:b w:val="0"/>
+          <w:bCs w:val="0"/>
+          <w:sz w:val="36"/>
+          <w:szCs w:val="36"/>
+          <w:lang w:val="en-US"/>
+        </w:rPr>
+      </w:pPr>
+      <w:r>
+        <w:rPr>
+          <w:rFonts w:hint="default"/>
+          <w:b w:val="0"/>
+          <w:bCs w:val="0"/>
+          <w:sz w:val="36"/>
+          <w:szCs w:val="36"/>
+          <w:lang w:val="en-US"/>
+        </w:rPr>
+        <w:t>Bahasa Arab (hiwar dan mufrodat)</w:t>
+      </w:r>
+    </w:p>
+    <w:p>
+      <w:pPr>
+        <w:numPr>
+          <w:ilvl w:val="0"/>
+          <w:numId w:val="7"/>
+        </w:numPr>
+        <w:jc w:val="both"/>
+        <w:rPr>
+          <w:rFonts w:hint="default"/>
+          <w:b w:val="0"/>
+          <w:bCs w:val="0"/>
+          <w:sz w:val="36"/>
+          <w:szCs w:val="36"/>
+          <w:lang w:val="en-US"/>
+        </w:rPr>
+      </w:pPr>
+      <w:r>
+        <w:rPr>
+          <w:rFonts w:hint="default"/>
+          <w:b w:val="0"/>
+          <w:bCs w:val="0"/>
+          <w:sz w:val="36"/>
+          <w:szCs w:val="36"/>
+          <w:lang w:val="en-US"/>
+        </w:rPr>
+        <w:t>Tahsin</w:t>
+      </w:r>
+    </w:p>
+    <w:p>
+      <w:pPr>
+        <w:numPr>
+          <w:ilvl w:val="0"/>
+          <w:numId w:val="7"/>
+        </w:numPr>
+        <w:jc w:val="both"/>
+        <w:rPr>
+          <w:rFonts w:hint="default"/>
+          <w:b w:val="0"/>
+          <w:bCs w:val="0"/>
+          <w:sz w:val="36"/>
+          <w:szCs w:val="36"/>
+          <w:lang w:val="en-US"/>
+        </w:rPr>
+      </w:pPr>
+      <w:r>
+        <w:rPr>
+          <w:rFonts w:hint="default"/>
+          <w:b w:val="0"/>
+          <w:bCs w:val="0"/>
+          <w:sz w:val="36"/>
+          <w:szCs w:val="36"/>
+          <w:lang w:val="en-US"/>
+        </w:rPr>
+        <w:t>Komputer</w:t>
+      </w:r>
+    </w:p>
+    <w:p>
+      <w:pPr>
+        <w:numPr>
+          <w:numId w:val="0"/>
+        </w:numPr>
+        <w:jc w:val="both"/>
+        <w:rPr>
+          <w:rFonts w:hint="default"/>
+          <w:b w:val="0"/>
+          <w:bCs w:val="0"/>
+          <w:sz w:val="36"/>
+          <w:szCs w:val="36"/>
+          <w:lang w:val="en-US"/>
+        </w:rPr>
+      </w:pPr>
+      <w:r>
+        <w:rPr>
+          <w:rFonts w:hint="default"/>
+          <w:b w:val="0"/>
+          <w:bCs w:val="0"/>
+          <w:sz w:val="36"/>
+          <w:szCs w:val="36"/>
+          <w:lang w:val="en-US"/>
+        </w:rPr>
+        <w:t>Ujian semester kelas 3 diganti dengan ujian ijazah</w:t>
+      </w:r>
+    </w:p>
+    <w:p>
+      <w:pPr>
+        <w:numPr>
+          <w:numId w:val="0"/>
+        </w:numPr>
+        <w:jc w:val="both"/>
+        <w:rPr>
+          <w:rFonts w:hint="default"/>
+          <w:b w:val="0"/>
+          <w:bCs w:val="0"/>
+          <w:sz w:val="36"/>
+          <w:szCs w:val="36"/>
+          <w:lang w:val="en-US"/>
+        </w:rPr>
+      </w:pPr>
+    </w:p>
+    <w:p>
+      <w:pPr>
+        <w:numPr>
+          <w:numId w:val="0"/>
+        </w:numPr>
+        <w:jc w:val="center"/>
+        <w:rPr>
+          <w:rFonts w:hint="default"/>
+          <w:b/>
+          <w:bCs/>
+          <w:sz w:val="36"/>
+          <w:szCs w:val="36"/>
+          <w:lang w:val="en-US"/>
+        </w:rPr>
+      </w:pPr>
+      <w:r>
+        <w:rPr>
+          <w:rFonts w:hint="default"/>
+          <w:b/>
+          <w:bCs/>
+          <w:sz w:val="36"/>
+          <w:szCs w:val="36"/>
+          <w:lang w:val="en-US"/>
+        </w:rPr>
+        <w:t>TAHFIDZ</w:t>
+      </w:r>
+    </w:p>
+    <w:p>
+      <w:pPr>
+        <w:numPr>
+          <w:numId w:val="0"/>
+        </w:numPr>
+        <w:jc w:val="center"/>
+        <w:rPr>
+          <w:rFonts w:hint="default"/>
+          <w:b/>
+          <w:bCs/>
+          <w:sz w:val="36"/>
+          <w:szCs w:val="36"/>
+          <w:lang w:val="en-US"/>
+        </w:rPr>
+      </w:pPr>
+    </w:p>
+    <w:p>
+      <w:pPr>
+        <w:numPr>
+          <w:numId w:val="0"/>
+        </w:numPr>
+        <w:jc w:val="both"/>
+        <w:rPr>
+          <w:rFonts w:hint="default"/>
+          <w:b w:val="0"/>
+          <w:bCs w:val="0"/>
+          <w:sz w:val="36"/>
+          <w:szCs w:val="36"/>
+          <w:lang w:val="en-US"/>
+        </w:rPr>
+      </w:pPr>
+      <w:r>
+        <w:rPr>
+          <w:rFonts w:hint="default"/>
+          <w:b w:val="0"/>
+          <w:bCs w:val="0"/>
+          <w:sz w:val="36"/>
+          <w:szCs w:val="36"/>
+          <w:lang w:val="en-US"/>
+        </w:rPr>
+        <w:t>Untuk pencatatan tahfidz di website, yang hari nggak aktif nggak masuk hitungan (kayak semesteran nggak ada setoran tahfidz juga)</w:t>
+      </w:r>
+    </w:p>
+    <w:p>
+      <w:pPr>
+        <w:numPr>
+          <w:numId w:val="0"/>
+        </w:numPr>
+        <w:jc w:val="both"/>
+        <w:rPr>
+          <w:rFonts w:hint="default"/>
+          <w:b w:val="0"/>
+          <w:bCs w:val="0"/>
+          <w:sz w:val="36"/>
+          <w:szCs w:val="36"/>
+          <w:lang w:val="en-US"/>
+        </w:rPr>
+      </w:pPr>
+    </w:p>
+    <w:p>
+      <w:pPr>
+        <w:numPr>
+          <w:numId w:val="0"/>
+        </w:numPr>
+        <w:jc w:val="center"/>
+        <w:rPr>
+          <w:rFonts w:hint="default"/>
+          <w:b w:val="0"/>
+          <w:bCs w:val="0"/>
+          <w:sz w:val="36"/>
+          <w:szCs w:val="36"/>
+          <w:lang w:val="en-US"/>
+        </w:rPr>
+      </w:pPr>
+      <w:r>
+        <w:rPr>
+          <w:rFonts w:hint="default"/>
+          <w:b/>
+          <w:bCs/>
+          <w:sz w:val="36"/>
+          <w:szCs w:val="36"/>
+          <w:lang w:val="en-US"/>
+        </w:rPr>
+        <w:t>SARPRAS</w:t>
+      </w:r>
+    </w:p>
+    <w:p>
+      <w:pPr>
+        <w:numPr>
+          <w:numId w:val="0"/>
+        </w:numPr>
+        <w:jc w:val="both"/>
+        <w:rPr>
+          <w:rFonts w:hint="default"/>
+          <w:b w:val="0"/>
+          <w:bCs w:val="0"/>
+          <w:sz w:val="36"/>
+          <w:szCs w:val="36"/>
+          <w:lang w:val="en-US"/>
+        </w:rPr>
+      </w:pPr>
+    </w:p>
+    <w:p>
+      <w:pPr>
+        <w:numPr>
+          <w:numId w:val="0"/>
+        </w:numPr>
+        <w:jc w:val="both"/>
+        <w:rPr>
+          <w:rFonts w:hint="default"/>
+          <w:b w:val="0"/>
+          <w:bCs w:val="0"/>
+          <w:sz w:val="36"/>
+          <w:szCs w:val="36"/>
+          <w:lang w:val="en-US"/>
+        </w:rPr>
+      </w:pPr>
+      <w:r>
+        <w:rPr>
+          <w:rFonts w:hint="default"/>
+          <w:b w:val="0"/>
+          <w:bCs w:val="0"/>
+          <w:sz w:val="36"/>
+          <w:szCs w:val="36"/>
+          <w:lang w:val="en-US"/>
+        </w:rPr>
+        <w:t>Air menggenang di asrama putri perlu perbaikan karena baunya mengganggu tetangga. Perlu dipasang pipa (5” atau 6”) yang mengalir langsung ke parit (melewati tanah Pak Udin). Diajukan ke tim wakaf. Unit SARPRAS membuat RAB-nya</w:t>
+      </w:r>
+    </w:p>
+    <w:p>
+      <w:pPr>
+        <w:numPr>
+          <w:numId w:val="0"/>
+        </w:numPr>
+        <w:jc w:val="both"/>
+        <w:rPr>
+          <w:rFonts w:hint="default"/>
+          <w:b w:val="0"/>
+          <w:bCs w:val="0"/>
+          <w:sz w:val="36"/>
+          <w:szCs w:val="36"/>
+          <w:lang w:val="en-US"/>
+        </w:rPr>
+      </w:pPr>
+    </w:p>
+    <w:p>
+      <w:pPr>
+        <w:numPr>
+          <w:numId w:val="0"/>
+        </w:numPr>
+        <w:jc w:val="both"/>
+        <w:rPr>
+          <w:rFonts w:hint="default"/>
+          <w:b w:val="0"/>
+          <w:bCs w:val="0"/>
+          <w:sz w:val="36"/>
+          <w:szCs w:val="36"/>
+          <w:lang w:val="en-US"/>
+        </w:rPr>
+      </w:pPr>
+      <w:r>
+        <w:rPr>
+          <w:rFonts w:hint="default"/>
+          <w:b w:val="0"/>
+          <w:bCs w:val="0"/>
+          <w:sz w:val="36"/>
+          <w:szCs w:val="36"/>
+          <w:lang w:val="en-US"/>
+        </w:rPr>
+        <w:t>Pipa dari tandon asrama putri juga harus diganti yang besar diameternya</w:t>
+      </w:r>
+    </w:p>
+    <w:p>
+      <w:pPr>
+        <w:numPr>
+          <w:numId w:val="0"/>
+        </w:numPr>
+        <w:jc w:val="both"/>
+        <w:rPr>
+          <w:rFonts w:hint="default"/>
+          <w:b w:val="0"/>
+          <w:bCs w:val="0"/>
+          <w:sz w:val="36"/>
+          <w:szCs w:val="36"/>
+          <w:lang w:val="en-US"/>
+        </w:rPr>
+      </w:pPr>
+    </w:p>
+    <w:p>
+      <w:pPr>
+        <w:numPr>
+          <w:numId w:val="0"/>
+        </w:numPr>
+        <w:jc w:val="center"/>
+        <w:rPr>
+          <w:rFonts w:hint="default"/>
+          <w:b w:val="0"/>
+          <w:bCs w:val="0"/>
+          <w:sz w:val="36"/>
+          <w:szCs w:val="36"/>
+          <w:lang w:val="en-US"/>
+        </w:rPr>
+      </w:pPr>
       <w:bookmarkStart w:id="0" w:name="_GoBack"/>
+      <w:r>
+        <w:rPr>
+          <w:rFonts w:hint="default"/>
+          <w:b/>
+          <w:bCs/>
+          <w:sz w:val="36"/>
+          <w:szCs w:val="36"/>
+          <w:lang w:val="en-US"/>
+        </w:rPr>
+        <w:t>KURIKULUM</w:t>
+      </w:r>
       <w:bookmarkEnd w:id="0"/>
+    </w:p>
+    <w:p>
+      <w:pPr>
+        <w:numPr>
+          <w:numId w:val="0"/>
+        </w:numPr>
+        <w:jc w:val="both"/>
+        <w:rPr>
+          <w:rFonts w:hint="default"/>
+          <w:b w:val="0"/>
+          <w:bCs w:val="0"/>
+          <w:sz w:val="36"/>
+          <w:szCs w:val="36"/>
+          <w:lang w:val="en-US"/>
+        </w:rPr>
+      </w:pPr>
+    </w:p>
+    <w:p>
+      <w:pPr>
+        <w:numPr>
+          <w:numId w:val="0"/>
+        </w:numPr>
+        <w:jc w:val="both"/>
+        <w:rPr>
+          <w:rFonts w:hint="default"/>
+          <w:b w:val="0"/>
+          <w:bCs w:val="0"/>
+          <w:sz w:val="36"/>
+          <w:szCs w:val="36"/>
+          <w:lang w:val="en-US"/>
+        </w:rPr>
+      </w:pPr>
+      <w:r>
+        <w:rPr>
+          <w:rFonts w:hint="default"/>
+          <w:b w:val="0"/>
+          <w:bCs w:val="0"/>
+          <w:sz w:val="36"/>
+          <w:szCs w:val="36"/>
+          <w:lang w:val="en-US"/>
+        </w:rPr>
+        <w:t>Ingatkan ujian harian</w:t>
+      </w:r>
     </w:p>
     <w:sectPr>
       <w:pgSz w:w="11906" w:h="16838"/>
@@ -1984,6 +2583,18 @@
     </w:lvl>
   </w:abstractNum>
   <w:abstractNum w:abstractNumId="2">
+    <w:nsid w:val="2F4F4847"/>
+    <w:multiLevelType w:val="singleLevel"/>
+    <w:tmpl w:val="2F4F4847"/>
+    <w:lvl w:ilvl="0" w:tentative="0">
+      <w:start w:val="1"/>
+      <w:numFmt w:val="decimal"/>
+      <w:suff w:val="space"/>
+      <w:lvlText w:val="%1."/>
+      <w:lvlJc w:val="left"/>
+    </w:lvl>
+  </w:abstractNum>
+  <w:abstractNum w:abstractNumId="3">
     <w:nsid w:val="6BB3B17B"/>
     <w:multiLevelType w:val="multilevel"/>
     <w:tmpl w:val="6BB3B17B"/>
@@ -2115,7 +2726,7 @@
       </w:rPr>
     </w:lvl>
   </w:abstractNum>
-  <w:abstractNum w:abstractNumId="3">
+  <w:abstractNum w:abstractNumId="4">
     <w:nsid w:val="751846B1"/>
     <w:multiLevelType w:val="multilevel"/>
     <w:tmpl w:val="751846B1"/>
@@ -2247,7 +2858,7 @@
       </w:rPr>
     </w:lvl>
   </w:abstractNum>
-  <w:abstractNum w:abstractNumId="4">
+  <w:abstractNum w:abstractNumId="5">
     <w:nsid w:val="7778B880"/>
     <w:multiLevelType w:val="singleLevel"/>
     <w:tmpl w:val="7778B880"/>
@@ -2259,7 +2870,7 @@
       <w:lvlJc w:val="left"/>
     </w:lvl>
   </w:abstractNum>
-  <w:abstractNum w:abstractNumId="5">
+  <w:abstractNum w:abstractNumId="6">
     <w:nsid w:val="7F7C93FD"/>
     <w:multiLevelType w:val="singleLevel"/>
     <w:tmpl w:val="7F7C93FD"/>
@@ -2275,19 +2886,22 @@
     <w:abstractNumId w:val="1"/>
   </w:num>
   <w:num w:numId="2">
-    <w:abstractNumId w:val="3"/>
+    <w:abstractNumId w:val="4"/>
   </w:num>
   <w:num w:numId="3">
     <w:abstractNumId w:val="0"/>
   </w:num>
   <w:num w:numId="4">
-    <w:abstractNumId w:val="2"/>
+    <w:abstractNumId w:val="3"/>
   </w:num>
   <w:num w:numId="5">
+    <w:abstractNumId w:val="6"/>
+  </w:num>
+  <w:num w:numId="6">
     <w:abstractNumId w:val="5"/>
   </w:num>
-  <w:num w:numId="6">
-    <w:abstractNumId w:val="4"/>
+  <w:num w:numId="7">
+    <w:abstractNumId w:val="2"/>
   </w:num>
 </w:numbering>
 </file>
@@ -2406,7 +3020,7 @@
     <w:lsdException w:unhideWhenUsed="0" w:uiPriority="0" w:semiHidden="0" w:name="HTML Sample"/>
     <w:lsdException w:unhideWhenUsed="0" w:uiPriority="0" w:semiHidden="0" w:name="HTML Typewriter"/>
     <w:lsdException w:unhideWhenUsed="0" w:uiPriority="0" w:semiHidden="0" w:name="HTML Variable"/>
-    <w:lsdException w:unhideWhenUsed="0" w:uiPriority="0" w:name="Normal Table"/>
+    <w:lsdException w:qFormat="1" w:unhideWhenUsed="0" w:uiPriority="0" w:name="Normal Table"/>
     <w:lsdException w:unhideWhenUsed="0" w:uiPriority="0" w:semiHidden="0" w:name="annotation subject"/>
     <w:lsdException w:unhideWhenUsed="0" w:uiPriority="0" w:semiHidden="0" w:name="Table Simple 1"/>
     <w:lsdException w:unhideWhenUsed="0" w:uiPriority="0" w:semiHidden="0" w:name="Table Simple 2"/>
@@ -2569,6 +3183,7 @@
   <w:style w:type="table" w:default="1" w:styleId="3">
     <w:name w:val="Normal Table"/>
     <w:semiHidden/>
+    <w:qFormat/>
     <w:uiPriority w:val="0"/>
     <w:tblPr>
       <w:tblCellMar>
